--- a/4-semestre/GESTAO-PROJETOS/Mapa de Resposta a Riscos - Nilton Filho e Hugo Fâncio.docx
+++ b/4-semestre/GESTAO-PROJETOS/Mapa de Resposta a Riscos - Nilton Filho e Hugo Fâncio.docx
@@ -1434,9 +1434,10 @@
 </file>
 
 <file path=customXml/item1.xml><?xml version="1.0" encoding="utf-8"?>
-<ct:contentTypeSchema xmlns:ct="http://schemas.microsoft.com/office/2006/metadata/contentType" xmlns:ma="http://schemas.microsoft.com/office/2006/metadata/properties/metaAttributes" ct:_="" ma:_="" ma:contentTypeName="Documento" ma:contentTypeID="0x0101007762C1A6318B774A9476A5C650EEDD63" ma:contentTypeVersion="4" ma:contentTypeDescription="Crie um novo documento." ma:contentTypeScope="" ma:versionID="34eac9d388b96cee7815aae84a08a4de">
-  <xsd:schema xmlns:xsd="http://www.w3.org/2001/XMLSchema" xmlns:xs="http://www.w3.org/2001/XMLSchema" xmlns:p="http://schemas.microsoft.com/office/2006/metadata/properties" xmlns:ns2="b424727e-a250-4cea-88b4-bc335d158ec1" targetNamespace="http://schemas.microsoft.com/office/2006/metadata/properties" ma:root="true" ma:fieldsID="2f56237353aa8b4032a2a2c30d73aa1e" ns2:_="">
-    <xsd:import namespace="b424727e-a250-4cea-88b4-bc335d158ec1"/>
+<ct:contentTypeSchema xmlns:ct="http://schemas.microsoft.com/office/2006/metadata/contentType" xmlns:ma="http://schemas.microsoft.com/office/2006/metadata/properties/metaAttributes" ct:_="" ma:_="" ma:contentTypeName="Documento" ma:contentTypeID="0x010100A211E6FEE41C6845BD8B4FF2C68A9285" ma:contentTypeVersion="10" ma:contentTypeDescription="Crie um novo documento." ma:contentTypeScope="" ma:versionID="a7426d62f869f71bb4d8ede60da94dbf">
+  <xsd:schema xmlns:xsd="http://www.w3.org/2001/XMLSchema" xmlns:xs="http://www.w3.org/2001/XMLSchema" xmlns:p="http://schemas.microsoft.com/office/2006/metadata/properties" xmlns:ns2="d51f3a0b-e5c6-4c77-883e-4c61a4bc7a30" xmlns:ns3="bf55bb95-0e2d-49eb-8730-bda5c0a73d75" targetNamespace="http://schemas.microsoft.com/office/2006/metadata/properties" ma:root="true" ma:fieldsID="a63888d8d50edebeb2ac73f6c8f45b76" ns2:_="" ns3:_="">
+    <xsd:import namespace="d51f3a0b-e5c6-4c77-883e-4c61a4bc7a30"/>
+    <xsd:import namespace="bf55bb95-0e2d-49eb-8730-bda5c0a73d75"/>
     <xsd:element name="properties">
       <xsd:complexType>
         <xsd:sequence>
@@ -1447,6 +1448,11 @@
                 <xsd:element ref="ns2:MediaServiceMetadata" minOccurs="0"/>
                 <xsd:element ref="ns2:MediaServiceFastMetadata" minOccurs="0"/>
                 <xsd:element ref="ns2:MediaServiceSearchProperties" minOccurs="0"/>
+                <xsd:element ref="ns2:MediaServiceDateTaken" minOccurs="0"/>
+                <xsd:element ref="ns2:lcf76f155ced4ddcb4097134ff3c332f" minOccurs="0"/>
+                <xsd:element ref="ns3:TaxCatchAll" minOccurs="0"/>
+                <xsd:element ref="ns2:MediaServiceGenerationTime" minOccurs="0"/>
+                <xsd:element ref="ns2:MediaServiceEventHashCode" minOccurs="0"/>
               </xsd:all>
             </xsd:complexType>
           </xsd:element>
@@ -1454,7 +1460,7 @@
       </xsd:complexType>
     </xsd:element>
   </xsd:schema>
-  <xsd:schema xmlns:xsd="http://www.w3.org/2001/XMLSchema" xmlns:xs="http://www.w3.org/2001/XMLSchema" xmlns:dms="http://schemas.microsoft.com/office/2006/documentManagement/types" xmlns:pc="http://schemas.microsoft.com/office/infopath/2007/PartnerControls" targetNamespace="b424727e-a250-4cea-88b4-bc335d158ec1" elementFormDefault="qualified">
+  <xsd:schema xmlns:xsd="http://www.w3.org/2001/XMLSchema" xmlns:xs="http://www.w3.org/2001/XMLSchema" xmlns:dms="http://schemas.microsoft.com/office/2006/documentManagement/types" xmlns:pc="http://schemas.microsoft.com/office/infopath/2007/PartnerControls" targetNamespace="d51f3a0b-e5c6-4c77-883e-4c61a4bc7a30" elementFormDefault="qualified">
     <xsd:import namespace="http://schemas.microsoft.com/office/2006/documentManagement/types"/>
     <xsd:import namespace="http://schemas.microsoft.com/office/infopath/2007/PartnerControls"/>
     <xsd:element name="ReferenceId" ma:index="8" nillable="true" ma:displayName="ReferenceId" ma:indexed="true" ma:internalName="ReferenceId">
@@ -1476,6 +1482,43 @@
       <xsd:simpleType>
         <xsd:restriction base="dms:Note"/>
       </xsd:simpleType>
+    </xsd:element>
+    <xsd:element name="MediaServiceDateTaken" ma:index="12" nillable="true" ma:displayName="MediaServiceDateTaken" ma:hidden="true" ma:indexed="true" ma:internalName="MediaServiceDateTaken" ma:readOnly="true">
+      <xsd:simpleType>
+        <xsd:restriction base="dms:Text"/>
+      </xsd:simpleType>
+    </xsd:element>
+    <xsd:element name="lcf76f155ced4ddcb4097134ff3c332f" ma:index="14" nillable="true" ma:taxonomy="true" ma:internalName="lcf76f155ced4ddcb4097134ff3c332f" ma:taxonomyFieldName="MediaServiceImageTags" ma:displayName="Marcações de imagem" ma:readOnly="false" ma:fieldId="{5cf76f15-5ced-4ddc-b409-7134ff3c332f}" ma:taxonomyMulti="true" ma:sspId="699e888a-e30d-4c0e-bef0-0db25144e5f0" ma:termSetId="09814cd3-568e-fe90-9814-8d621ff8fb84" ma:anchorId="fba54fb3-c3e1-fe81-a776-ca4b69148c4d" ma:open="true" ma:isKeyword="false">
+      <xsd:complexType>
+        <xsd:sequence>
+          <xsd:element ref="pc:Terms" minOccurs="0" maxOccurs="1"/>
+        </xsd:sequence>
+      </xsd:complexType>
+    </xsd:element>
+    <xsd:element name="MediaServiceGenerationTime" ma:index="16" nillable="true" ma:displayName="MediaServiceGenerationTime" ma:hidden="true" ma:internalName="MediaServiceGenerationTime" ma:readOnly="true">
+      <xsd:simpleType>
+        <xsd:restriction base="dms:Text"/>
+      </xsd:simpleType>
+    </xsd:element>
+    <xsd:element name="MediaServiceEventHashCode" ma:index="17" nillable="true" ma:displayName="MediaServiceEventHashCode" ma:hidden="true" ma:internalName="MediaServiceEventHashCode" ma:readOnly="true">
+      <xsd:simpleType>
+        <xsd:restriction base="dms:Text"/>
+      </xsd:simpleType>
+    </xsd:element>
+  </xsd:schema>
+  <xsd:schema xmlns:xsd="http://www.w3.org/2001/XMLSchema" xmlns:xs="http://www.w3.org/2001/XMLSchema" xmlns:dms="http://schemas.microsoft.com/office/2006/documentManagement/types" xmlns:pc="http://schemas.microsoft.com/office/infopath/2007/PartnerControls" targetNamespace="bf55bb95-0e2d-49eb-8730-bda5c0a73d75" elementFormDefault="qualified">
+    <xsd:import namespace="http://schemas.microsoft.com/office/2006/documentManagement/types"/>
+    <xsd:import namespace="http://schemas.microsoft.com/office/infopath/2007/PartnerControls"/>
+    <xsd:element name="TaxCatchAll" ma:index="15" nillable="true" ma:displayName="Taxonomy Catch All Column" ma:hidden="true" ma:list="{5992c7e0-d738-465f-a5ac-76c5ba9dd83d}" ma:internalName="TaxCatchAll" ma:showField="CatchAllData" ma:web="bf55bb95-0e2d-49eb-8730-bda5c0a73d75">
+      <xsd:complexType>
+        <xsd:complexContent>
+          <xsd:extension base="dms:MultiChoiceLookup">
+            <xsd:sequence>
+              <xsd:element name="Value" type="dms:Lookup" maxOccurs="unbounded" minOccurs="0" nillable="true"/>
+            </xsd:sequence>
+          </xsd:extension>
+        </xsd:complexContent>
+      </xsd:complexType>
     </xsd:element>
   </xsd:schema>
   <xsd:schema xmlns="http://schemas.openxmlformats.org/package/2006/metadata/core-properties" xmlns:xsd="http://www.w3.org/2001/XMLSchema" xmlns:xsi="http://www.w3.org/2001/XMLSchema-instance" xmlns:dc="http://purl.org/dc/elements/1.1/" xmlns:dcterms="http://purl.org/dc/terms/" xmlns:odoc="http://schemas.microsoft.com/internal/obd" targetNamespace="http://schemas.openxmlformats.org/package/2006/metadata/core-properties" elementFormDefault="qualified" attributeFormDefault="unqualified" blockDefault="#all">
@@ -1589,13 +1632,17 @@
 <file path=customXml/item3.xml><?xml version="1.0" encoding="utf-8"?>
 <p:properties xmlns:p="http://schemas.microsoft.com/office/2006/metadata/properties" xmlns:xsi="http://www.w3.org/2001/XMLSchema-instance" xmlns:pc="http://schemas.microsoft.com/office/infopath/2007/PartnerControls">
   <documentManagement>
-    <ReferenceId xmlns="b424727e-a250-4cea-88b4-bc335d158ec1" xsi:nil="true"/>
+    <ReferenceId xmlns="d51f3a0b-e5c6-4c77-883e-4c61a4bc7a30" xsi:nil="true"/>
+    <TaxCatchAll xmlns="bf55bb95-0e2d-49eb-8730-bda5c0a73d75" xsi:nil="true"/>
+    <lcf76f155ced4ddcb4097134ff3c332f xmlns="d51f3a0b-e5c6-4c77-883e-4c61a4bc7a30">
+      <Terms xmlns="http://schemas.microsoft.com/office/infopath/2007/PartnerControls"/>
+    </lcf76f155ced4ddcb4097134ff3c332f>
   </documentManagement>
 </p:properties>
 </file>
 
 <file path=customXml/itemProps1.xml><?xml version="1.0" encoding="utf-8"?>
-<ds:datastoreItem xmlns:ds="http://schemas.openxmlformats.org/officeDocument/2006/customXml" ds:itemID="{3EFDC8B2-6A30-4ACC-823A-BD90B458F91B}"/>
+<ds:datastoreItem xmlns:ds="http://schemas.openxmlformats.org/officeDocument/2006/customXml" ds:itemID="{5730E362-97BF-4F09-90B0-8C751929701D}"/>
 </file>
 
 <file path=customXml/itemProps2.xml><?xml version="1.0" encoding="utf-8"?>
